--- a/Engineering-Mathematics/Exam/UTS_MATEMATIKA_4.docx
+++ b/Engineering-Mathematics/Exam/UTS_MATEMATIKA_4.docx
@@ -1479,6 +1479,7 @@
                 <w:tab w:val="left" w:pos="1620"/>
               </w:tabs>
               <w:spacing w:after="0"/>
+              <w:jc w:val="center"/>
               <w:rPr>
                 <w:rFonts w:ascii="Times New Roman" w:eastAsia="Arial" w:hAnsi="Times New Roman"/>
                 <w:color w:val="808080"/>
@@ -1487,6 +1488,40 @@
                 <w:lang w:val="id-ID"/>
               </w:rPr>
             </w:pPr>
+            <w:r>
+              <w:drawing>
+                <wp:inline xmlns:a="http://schemas.openxmlformats.org/drawingml/2006/main" xmlns:pic="http://schemas.openxmlformats.org/drawingml/2006/picture">
+                  <wp:extent cx="1080000" cy="959743"/>
+                  <wp:docPr id="116" name="Picture 116"/>
+                  <wp:cNvGraphicFramePr>
+                    <a:graphicFrameLocks noChangeAspect="1"/>
+                  </wp:cNvGraphicFramePr>
+                  <a:graphic>
+                    <a:graphicData uri="http://schemas.openxmlformats.org/drawingml/2006/picture">
+                      <pic:pic>
+                        <pic:nvPicPr>
+                          <pic:cNvPr id="0" name="sig_dosen_pengemban.png"/>
+                          <pic:cNvPicPr/>
+                        </pic:nvPicPr>
+                        <pic:blipFill>
+                          <a:blip r:embed="rId22"/>
+                          <a:stretch>
+                            <a:fillRect/>
+                          </a:stretch>
+                        </pic:blipFill>
+                        <pic:spPr>
+                          <a:xfrm>
+                            <a:off x="0" y="0"/>
+                            <a:ext cx="1080000" cy="959743"/>
+                          </a:xfrm>
+                          <a:prstGeom prst="rect"/>
+                        </pic:spPr>
+                      </pic:pic>
+                    </a:graphicData>
+                  </a:graphic>
+                </wp:inline>
+              </w:drawing>
+            </w:r>
           </w:p>
           <w:p>
             <w:pPr>
@@ -1503,7 +1538,22 @@
                 <w:lang w:val="id-ID"/>
               </w:rPr>
             </w:pPr>
-          </w:p>
+            <w:r>
+              <w:rPr>
+                <w:rFonts w:ascii="Times New Roman" w:eastAsia="Arial" w:hAnsi="Times New Roman"/>
+                <w:color w:val="000000" w:themeColor="text1"/>
+                <w:sz w:val="18"/>
+                <w:szCs w:val="18"/>
+                <w:lang w:val="id-ID"/>
+              </w:rPr>
+              <w:t xml:space="preserve">Dedik Romahadi, ST., M.Sc </w:t>
+            </w:r>
+          </w:p>
+        </w:tc>
+        <w:tc>
+          <w:tcPr>
+            <w:tcW w:w="4977" w:type="dxa"/>
+          </w:tcPr>
           <w:p>
             <w:pPr>
               <w:tabs>
@@ -1520,165 +1570,39 @@
               </w:rPr>
             </w:pPr>
             <w:r>
-              <w:rPr>
-                <w:rFonts w:ascii="Times New Roman" w:eastAsia="Arial" w:hAnsi="Times New Roman"/>
-                <w:color w:val="808080"/>
-                <w:sz w:val="18"/>
-                <w:szCs w:val="18"/>
-                <w:lang w:val="id-ID"/>
-              </w:rPr>
-              <w:t>Tanda Tangan</w:t>
-            </w:r>
-          </w:p>
-          <w:p>
-            <w:pPr>
-              <w:tabs>
-                <w:tab w:val="left" w:pos="1620"/>
-              </w:tabs>
-              <w:spacing w:after="0"/>
-              <w:rPr>
-                <w:rFonts w:ascii="Times New Roman" w:eastAsia="Arial" w:hAnsi="Times New Roman"/>
-                <w:color w:val="808080"/>
-                <w:sz w:val="18"/>
-                <w:szCs w:val="18"/>
-                <w:lang w:val="id-ID"/>
-              </w:rPr>
-            </w:pPr>
-          </w:p>
-          <w:p>
-            <w:pPr>
-              <w:tabs>
-                <w:tab w:val="left" w:pos="1620"/>
-              </w:tabs>
-              <w:spacing w:after="0"/>
-              <w:jc w:val="center"/>
-              <w:rPr>
-                <w:rFonts w:ascii="Times New Roman" w:eastAsia="Arial" w:hAnsi="Times New Roman"/>
-                <w:color w:val="808080"/>
-                <w:sz w:val="18"/>
-                <w:szCs w:val="18"/>
-                <w:lang w:val="id-ID"/>
-              </w:rPr>
-            </w:pPr>
-          </w:p>
-          <w:p>
-            <w:pPr>
-              <w:tabs>
-                <w:tab w:val="left" w:pos="1620"/>
-              </w:tabs>
-              <w:spacing w:after="0"/>
-              <w:jc w:val="center"/>
-              <w:rPr>
-                <w:rFonts w:ascii="Times New Roman" w:eastAsia="Arial" w:hAnsi="Times New Roman"/>
-                <w:color w:val="808080"/>
-                <w:sz w:val="18"/>
-                <w:szCs w:val="18"/>
-                <w:lang w:val="id-ID"/>
-              </w:rPr>
-            </w:pPr>
-            <w:r>
-              <w:rPr>
-                <w:rFonts w:ascii="Times New Roman" w:eastAsia="Arial" w:hAnsi="Times New Roman"/>
-                <w:color w:val="000000" w:themeColor="text1"/>
-                <w:sz w:val="18"/>
-                <w:szCs w:val="18"/>
-                <w:lang w:val="id-ID"/>
-              </w:rPr>
-              <w:t xml:space="preserve">Dedik Romahadi, ST., M.Sc </w:t>
-            </w:r>
-          </w:p>
-        </w:tc>
-        <w:tc>
-          <w:tcPr>
-            <w:tcW w:w="4977" w:type="dxa"/>
-          </w:tcPr>
-          <w:p>
-            <w:pPr>
-              <w:tabs>
-                <w:tab w:val="left" w:pos="1620"/>
-              </w:tabs>
-              <w:spacing w:after="0"/>
-              <w:rPr>
-                <w:rFonts w:ascii="Times New Roman" w:eastAsia="Arial" w:hAnsi="Times New Roman"/>
-                <w:color w:val="808080"/>
-                <w:sz w:val="18"/>
-                <w:szCs w:val="18"/>
-                <w:lang w:val="id-ID"/>
-              </w:rPr>
-            </w:pPr>
-          </w:p>
-          <w:p>
-            <w:pPr>
-              <w:tabs>
-                <w:tab w:val="left" w:pos="1620"/>
-              </w:tabs>
-              <w:spacing w:after="0"/>
-              <w:jc w:val="center"/>
-              <w:rPr>
-                <w:rFonts w:ascii="Times New Roman" w:eastAsia="Arial" w:hAnsi="Times New Roman"/>
-                <w:color w:val="808080"/>
-                <w:sz w:val="18"/>
-                <w:szCs w:val="18"/>
-                <w:lang w:val="id-ID"/>
-              </w:rPr>
-            </w:pPr>
-          </w:p>
-          <w:p>
-            <w:pPr>
-              <w:tabs>
-                <w:tab w:val="left" w:pos="1620"/>
-              </w:tabs>
-              <w:spacing w:after="0"/>
-              <w:jc w:val="center"/>
-              <w:rPr>
-                <w:rFonts w:ascii="Times New Roman" w:eastAsia="Arial" w:hAnsi="Times New Roman"/>
-                <w:color w:val="808080"/>
-                <w:sz w:val="18"/>
-                <w:szCs w:val="18"/>
-                <w:lang w:val="id-ID"/>
-              </w:rPr>
-            </w:pPr>
-            <w:r>
-              <w:rPr>
-                <w:rFonts w:ascii="Times New Roman" w:eastAsia="Arial" w:hAnsi="Times New Roman"/>
-                <w:color w:val="808080"/>
-                <w:sz w:val="18"/>
-                <w:szCs w:val="18"/>
-                <w:lang w:val="id-ID"/>
-              </w:rPr>
-              <w:t>Tanda Tangan</w:t>
-            </w:r>
-          </w:p>
-          <w:p>
-            <w:pPr>
-              <w:tabs>
-                <w:tab w:val="left" w:pos="1620"/>
-              </w:tabs>
-              <w:spacing w:after="0"/>
-              <w:rPr>
-                <w:rFonts w:ascii="Times New Roman" w:eastAsia="Arial" w:hAnsi="Times New Roman"/>
-                <w:color w:val="808080"/>
-                <w:sz w:val="18"/>
-                <w:szCs w:val="18"/>
-                <w:lang w:val="id-ID"/>
-              </w:rPr>
-            </w:pPr>
-          </w:p>
-          <w:p>
-            <w:pPr>
-              <w:tabs>
-                <w:tab w:val="left" w:pos="1620"/>
-              </w:tabs>
-              <w:spacing w:after="0"/>
-              <w:jc w:val="center"/>
-              <w:rPr>
-                <w:rFonts w:ascii="Times New Roman" w:eastAsia="Arial" w:hAnsi="Times New Roman"/>
-                <w:color w:val="808080"/>
-                <w:sz w:val="18"/>
-                <w:szCs w:val="18"/>
-                <w:lang w:val="id-ID"/>
-              </w:rPr>
-            </w:pPr>
+              <w:drawing>
+                <wp:inline xmlns:a="http://schemas.openxmlformats.org/drawingml/2006/main" xmlns:pic="http://schemas.openxmlformats.org/drawingml/2006/picture">
+                  <wp:extent cx="1080000" cy="503339"/>
+                  <wp:docPr id="117" name="Picture 117"/>
+                  <wp:cNvGraphicFramePr>
+                    <a:graphicFrameLocks noChangeAspect="1"/>
+                  </wp:cNvGraphicFramePr>
+                  <a:graphic>
+                    <a:graphicData uri="http://schemas.openxmlformats.org/drawingml/2006/picture">
+                      <pic:pic>
+                        <pic:nvPicPr>
+                          <pic:cNvPr id="0" name="sig_ketua_prodi.png"/>
+                          <pic:cNvPicPr/>
+                        </pic:nvPicPr>
+                        <pic:blipFill>
+                          <a:blip r:embed="rId23"/>
+                          <a:stretch>
+                            <a:fillRect/>
+                          </a:stretch>
+                        </pic:blipFill>
+                        <pic:spPr>
+                          <a:xfrm>
+                            <a:off x="0" y="0"/>
+                            <a:ext cx="1080000" cy="503339"/>
+                          </a:xfrm>
+                          <a:prstGeom prst="rect"/>
+                        </pic:spPr>
+                      </pic:pic>
+                    </a:graphicData>
+                  </a:graphic>
+                </wp:inline>
+              </w:drawing>
+            </w:r>
           </w:p>
           <w:p>
             <w:pPr>

--- a/Engineering-Mathematics/Exam/UTS_MATEMATIKA_4.docx
+++ b/Engineering-Mathematics/Exam/UTS_MATEMATIKA_4.docx
@@ -1472,6 +1472,7 @@
         <w:tc>
           <w:tcPr>
             <w:tcW w:w="4380" w:type="dxa"/>
+            <w:vAlign w:val="bottom"/>
           </w:tcPr>
           <w:p>
             <w:pPr>
@@ -1553,6 +1554,7 @@
         <w:tc>
           <w:tcPr>
             <w:tcW w:w="4977" w:type="dxa"/>
+            <w:vAlign w:val="bottom"/>
           </w:tcPr>
           <w:p>
             <w:pPr>
@@ -1572,7 +1574,7 @@
             <w:r>
               <w:drawing>
                 <wp:inline xmlns:a="http://schemas.openxmlformats.org/drawingml/2006/main" xmlns:pic="http://schemas.openxmlformats.org/drawingml/2006/picture">
-                  <wp:extent cx="1080000" cy="503339"/>
+                  <wp:extent cx="1800000" cy="838898"/>
                   <wp:docPr id="117" name="Picture 117"/>
                   <wp:cNvGraphicFramePr>
                     <a:graphicFrameLocks noChangeAspect="1"/>
@@ -1593,7 +1595,7 @@
                         <pic:spPr>
                           <a:xfrm>
                             <a:off x="0" y="0"/>
-                            <a:ext cx="1080000" cy="503339"/>
+                            <a:ext cx="1800000" cy="838898"/>
                           </a:xfrm>
                           <a:prstGeom prst="rect"/>
                         </pic:spPr>

--- a/Engineering-Mathematics/Exam/UTS_MATEMATIKA_4.docx
+++ b/Engineering-Mathematics/Exam/UTS_MATEMATIKA_4.docx
@@ -1935,7 +1935,7 @@
                 <w:szCs w:val="20"/>
                 <w:lang w:val="id-ID"/>
               </w:rPr>
-              <w:t xml:space="preserve">Diagram di samping menampilkan </w:t>
+              <w:t xml:space="preserve">Gambar 1 menampilkan </w:t>
             </w:r>
             <w:r>
               <w:rPr>
@@ -2068,6 +2068,18 @@
               </w:drawing>
             </w:r>
           </w:p>
+          <w:p>
+            <w:pPr>
+              <w:jc w:val="center"/>
+            </w:pPr>
+            <w:r>
+              <w:rPr>
+                <w:i/>
+                <w:sz w:val="18"/>
+              </w:rPr>
+              <w:t xml:space="preserve">Gambar 1.</w:t>
+            </w:r>
+          </w:p>
         </w:tc>
         <w:tc>
           <w:tcPr>
@@ -2467,7 +2479,7 @@
                 <w:szCs w:val="20"/>
                 <w:lang w:val="id-ID"/>
               </w:rPr>
-              <w:t xml:space="preserve"> (tetap). Diagram di samping menampilkan kurva </w:t>
+              <w:t xml:space="preserve"> (tetap). Gambar 2 menampilkan kurva </w:t>
             </w:r>
             <w:r>
               <w:rPr>
@@ -2600,6 +2612,18 @@
               </w:drawing>
             </w:r>
           </w:p>
+          <w:p>
+            <w:pPr>
+              <w:jc w:val="center"/>
+            </w:pPr>
+            <w:r>
+              <w:rPr>
+                <w:i/>
+                <w:sz w:val="18"/>
+              </w:rPr>
+              <w:t xml:space="preserve">Gambar 2.</w:t>
+            </w:r>
+          </w:p>
         </w:tc>
         <w:tc>
           <w:tcPr>
@@ -2795,7 +2819,7 @@
                 <w:szCs w:val="20"/>
                 <w:lang w:val="id-ID"/>
               </w:rPr>
-              <w:t xml:space="preserve"> (tetap). Diagram di samping menampilkan </w:t>
+              <w:t xml:space="preserve"> (tetap). Gambar 3 menampilkan </w:t>
             </w:r>
             <w:r>
               <w:rPr>
@@ -2928,6 +2952,18 @@
               </w:drawing>
             </w:r>
           </w:p>
+          <w:p>
+            <w:pPr>
+              <w:jc w:val="center"/>
+            </w:pPr>
+            <w:r>
+              <w:rPr>
+                <w:i/>
+                <w:sz w:val="18"/>
+              </w:rPr>
+              <w:t xml:space="preserve">Gambar 3.</w:t>
+            </w:r>
+          </w:p>
         </w:tc>
         <w:tc>
           <w:tcPr>
@@ -3089,7 +3125,7 @@
                 <w:szCs w:val="20"/>
                 <w:lang w:val="id-ID"/>
               </w:rPr>
-              <w:t xml:space="preserve"> (tetap). Diagram di samping menampilkan </w:t>
+              <w:t xml:space="preserve"> (tetap). Gambar 4 menampilkan </w:t>
             </w:r>
             <w:r>
               <w:rPr>
@@ -3222,6 +3258,18 @@
               </w:drawing>
             </w:r>
           </w:p>
+          <w:p>
+            <w:pPr>
+              <w:jc w:val="center"/>
+            </w:pPr>
+            <w:r>
+              <w:rPr>
+                <w:i/>
+                <w:sz w:val="18"/>
+              </w:rPr>
+              <w:t xml:space="preserve">Gambar 4.</w:t>
+            </w:r>
+          </w:p>
         </w:tc>
         <w:tc>
           <w:tcPr>
@@ -3701,7 +3749,7 @@
                 <w:szCs w:val="20"/>
                 <w:lang w:val="id-ID"/>
               </w:rPr>
-              <w:t xml:space="preserve">. Diagram di samping menampilkan </w:t>
+              <w:t xml:space="preserve">. Gambar 5 menampilkan </w:t>
             </w:r>
             <w:r>
               <w:rPr>
@@ -3874,6 +3922,18 @@
               </w:drawing>
             </w:r>
           </w:p>
+          <w:p>
+            <w:pPr>
+              <w:jc w:val="center"/>
+            </w:pPr>
+            <w:r>
+              <w:rPr>
+                <w:i/>
+                <w:sz w:val="18"/>
+              </w:rPr>
+              <w:t xml:space="preserve">Gambar 5.</w:t>
+            </w:r>
+          </w:p>
         </w:tc>
         <w:tc>
           <w:tcPr>
@@ -4463,7 +4523,7 @@
                 <w:szCs w:val="20"/>
                 <w:lang w:val="id-ID"/>
               </w:rPr>
-              <w:t xml:space="preserve">. Diagram di samping menampilkan profil solusi </w:t>
+              <w:t xml:space="preserve">. Gambar 6 menampilkan profil solusi </w:t>
             </w:r>
             <w:r>
               <w:rPr>
@@ -4616,6 +4676,18 @@
               </w:drawing>
             </w:r>
           </w:p>
+          <w:p>
+            <w:pPr>
+              <w:jc w:val="center"/>
+            </w:pPr>
+            <w:r>
+              <w:rPr>
+                <w:i/>
+                <w:sz w:val="18"/>
+              </w:rPr>
+              <w:t xml:space="preserve">Gambar 6.</w:t>
+            </w:r>
+          </w:p>
         </w:tc>
         <w:tc>
           <w:tcPr>
@@ -4989,7 +5061,7 @@
                 <w:szCs w:val="20"/>
                 <w:lang w:val="id-ID"/>
               </w:rPr>
-              <w:t xml:space="preserve">. Diagram di samping menampilkan profil </w:t>
+              <w:t xml:space="preserve">. Gambar 7 menampilkan profil </w:t>
             </w:r>
             <w:r>
               <w:rPr>
@@ -5142,6 +5214,18 @@
               </w:drawing>
             </w:r>
           </w:p>
+          <w:p>
+            <w:pPr>
+              <w:jc w:val="center"/>
+            </w:pPr>
+            <w:r>
+              <w:rPr>
+                <w:i/>
+                <w:sz w:val="18"/>
+              </w:rPr>
+              <w:t xml:space="preserve">Gambar 7.</w:t>
+            </w:r>
+          </w:p>
         </w:tc>
         <w:tc>
           <w:tcPr>
@@ -5873,6 +5957,15 @@
                 <w:lang w:val="id-ID"/>
               </w:rPr>
               <w:t>).</w:t>
+            </w:r>
+            <w:r>
+              <w:rPr>
+                <w:rFonts w:ascii="Times New Roman" w:hAnsi="Times New Roman"/>
+                <w:sz w:val="20"/>
+                <w:szCs w:val="20"/>
+                <w:lang w:val="id-ID"/>
+              </w:rPr>
+              <w:t xml:space="preserve"> Perhatikan Gambar 8.</w:t>
             </w:r>
           </w:p>
           <w:p>
@@ -5923,6 +6016,18 @@
                   </a:graphic>
                 </wp:inline>
               </w:drawing>
+            </w:r>
+          </w:p>
+          <w:p>
+            <w:pPr>
+              <w:jc w:val="center"/>
+            </w:pPr>
+            <w:r>
+              <w:rPr>
+                <w:i/>
+                <w:sz w:val="18"/>
+              </w:rPr>
+              <w:t xml:space="preserve">Gambar 8.</w:t>
             </w:r>
           </w:p>
         </w:tc>

--- a/Engineering-Mathematics/Exam/UTS_MATEMATIKA_4.docx
+++ b/Engineering-Mathematics/Exam/UTS_MATEMATIKA_4.docx
@@ -2006,7 +2006,19 @@
                 <w:szCs w:val="20"/>
                 <w:lang w:val="id-ID"/>
               </w:rPr>
-              <w:t>y = C·e^(x²/2)</w:t>
+              <w:t xml:space="preserve">y = C·e</w:t>
+            </w:r>
+            <w:r>
+              <w:rPr>
+                <w:rFonts w:ascii="Times New Roman" w:hAnsi="Times New Roman"/>
+                <w:b/>
+                <w:bCs/>
+                <w:sz w:val="20"/>
+                <w:szCs w:val="20"/>
+                <w:lang w:val="id-ID"/>
+                <w:vertAlign w:val="superscript"/>
+              </w:rPr>
+              <w:t xml:space="preserve">x²/2</w:t>
             </w:r>
             <w:r>
               <w:rPr>
@@ -2272,7 +2284,19 @@
                 <w:szCs w:val="20"/>
                 <w:lang w:val="id-ID"/>
               </w:rPr>
-              <w:t>y = 5·e^(k·t)</w:t>
+              <w:t xml:space="preserve">y = 5·e</w:t>
+            </w:r>
+            <w:r>
+              <w:rPr>
+                <w:rFonts w:ascii="Times New Roman" w:hAnsi="Times New Roman"/>
+                <w:b/>
+                <w:bCs/>
+                <w:sz w:val="20"/>
+                <w:szCs w:val="20"/>
+                <w:lang w:val="id-ID"/>
+                <w:vertAlign w:val="superscript"/>
+              </w:rPr>
+              <w:t xml:space="preserve">k·t</w:t>
             </w:r>
             <w:r>
               <w:rPr>
@@ -2750,7 +2774,41 @@
                 <w:szCs w:val="20"/>
                 <w:lang w:val="id-ID"/>
               </w:rPr>
-              <w:t>dT/dt = -k·(T − T_m)</w:t>
+              <w:t xml:space="preserve">dT/dt = -k·(T − </w:t>
+            </w:r>
+            <w:r>
+              <w:rPr>
+                <w:rFonts w:ascii="Times New Roman" w:hAnsi="Times New Roman"/>
+                <w:b/>
+                <w:bCs/>
+                <w:sz w:val="20"/>
+                <w:szCs w:val="20"/>
+                <w:lang w:val="id-ID"/>
+              </w:rPr>
+              <w:t xml:space="preserve">T</w:t>
+            </w:r>
+            <w:r>
+              <w:rPr>
+                <w:rFonts w:ascii="Times New Roman" w:hAnsi="Times New Roman"/>
+                <w:b/>
+                <w:bCs/>
+                <w:sz w:val="20"/>
+                <w:szCs w:val="20"/>
+                <w:lang w:val="id-ID"/>
+                <w:vertAlign w:val="subscript"/>
+              </w:rPr>
+              <w:t xml:space="preserve">m</w:t>
+            </w:r>
+            <w:r>
+              <w:rPr>
+                <w:rFonts w:ascii="Times New Roman" w:hAnsi="Times New Roman"/>
+                <w:b/>
+                <w:bCs/>
+                <w:sz w:val="20"/>
+                <w:szCs w:val="20"/>
+                <w:lang w:val="id-ID"/>
+              </w:rPr>
+              <w:t xml:space="preserve">)</w:t>
             </w:r>
             <w:r>
               <w:rPr>
@@ -2790,7 +2848,41 @@
                 <w:szCs w:val="20"/>
                 <w:lang w:val="id-ID"/>
               </w:rPr>
-              <w:t>T_m = 20 °C</w:t>
+              <w:t xml:space="preserve"/>
+            </w:r>
+            <w:r>
+              <w:rPr>
+                <w:rFonts w:ascii="Times New Roman" w:hAnsi="Times New Roman"/>
+                <w:b/>
+                <w:bCs/>
+                <w:sz w:val="20"/>
+                <w:szCs w:val="20"/>
+                <w:lang w:val="id-ID"/>
+              </w:rPr>
+              <w:t xml:space="preserve">T</w:t>
+            </w:r>
+            <w:r>
+              <w:rPr>
+                <w:rFonts w:ascii="Times New Roman" w:hAnsi="Times New Roman"/>
+                <w:b/>
+                <w:bCs/>
+                <w:sz w:val="20"/>
+                <w:szCs w:val="20"/>
+                <w:lang w:val="id-ID"/>
+                <w:vertAlign w:val="subscript"/>
+              </w:rPr>
+              <w:t xml:space="preserve">m</w:t>
+            </w:r>
+            <w:r>
+              <w:rPr>
+                <w:rFonts w:ascii="Times New Roman" w:hAnsi="Times New Roman"/>
+                <w:b/>
+                <w:bCs/>
+                <w:sz w:val="20"/>
+                <w:szCs w:val="20"/>
+                <w:lang w:val="id-ID"/>
+              </w:rPr>
+              <w:t xml:space="preserve"> = 20 °C</w:t>
             </w:r>
             <w:r>
               <w:rPr>
@@ -2870,7 +2962,87 @@
                 <w:szCs w:val="20"/>
                 <w:lang w:val="id-ID"/>
               </w:rPr>
-              <w:t>T(t) = T_m + (T₀ − T_m)·e^(-k·t)</w:t>
+              <w:t xml:space="preserve">T(t) = </w:t>
+            </w:r>
+            <w:r>
+              <w:rPr>
+                <w:rFonts w:ascii="Times New Roman" w:hAnsi="Times New Roman"/>
+                <w:b/>
+                <w:bCs/>
+                <w:sz w:val="20"/>
+                <w:szCs w:val="20"/>
+                <w:lang w:val="id-ID"/>
+              </w:rPr>
+              <w:t xml:space="preserve">T</w:t>
+            </w:r>
+            <w:r>
+              <w:rPr>
+                <w:rFonts w:ascii="Times New Roman" w:hAnsi="Times New Roman"/>
+                <w:b/>
+                <w:bCs/>
+                <w:sz w:val="20"/>
+                <w:szCs w:val="20"/>
+                <w:lang w:val="id-ID"/>
+                <w:vertAlign w:val="subscript"/>
+              </w:rPr>
+              <w:t xml:space="preserve">m</w:t>
+            </w:r>
+            <w:r>
+              <w:rPr>
+                <w:rFonts w:ascii="Times New Roman" w:hAnsi="Times New Roman"/>
+                <w:b/>
+                <w:bCs/>
+                <w:sz w:val="20"/>
+                <w:szCs w:val="20"/>
+                <w:lang w:val="id-ID"/>
+              </w:rPr>
+              <w:t xml:space="preserve"> + (T₀ − </w:t>
+            </w:r>
+            <w:r>
+              <w:rPr>
+                <w:rFonts w:ascii="Times New Roman" w:hAnsi="Times New Roman"/>
+                <w:b/>
+                <w:bCs/>
+                <w:sz w:val="20"/>
+                <w:szCs w:val="20"/>
+                <w:lang w:val="id-ID"/>
+              </w:rPr>
+              <w:t xml:space="preserve">T</w:t>
+            </w:r>
+            <w:r>
+              <w:rPr>
+                <w:rFonts w:ascii="Times New Roman" w:hAnsi="Times New Roman"/>
+                <w:b/>
+                <w:bCs/>
+                <w:sz w:val="20"/>
+                <w:szCs w:val="20"/>
+                <w:lang w:val="id-ID"/>
+                <w:vertAlign w:val="subscript"/>
+              </w:rPr>
+              <w:t xml:space="preserve">m</w:t>
+            </w:r>
+            <w:r>
+              <w:rPr>
+                <w:rFonts w:ascii="Times New Roman" w:hAnsi="Times New Roman"/>
+                <w:b/>
+                <w:bCs/>
+                <w:sz w:val="20"/>
+                <w:szCs w:val="20"/>
+                <w:lang w:val="id-ID"/>
+              </w:rPr>
+              <w:t xml:space="preserve">)·e</w:t>
+            </w:r>
+            <w:r>
+              <w:rPr>
+                <w:rFonts w:ascii="Times New Roman" w:hAnsi="Times New Roman"/>
+                <w:b/>
+                <w:bCs/>
+                <w:sz w:val="20"/>
+                <w:szCs w:val="20"/>
+                <w:lang w:val="id-ID"/>
+                <w:vertAlign w:val="superscript"/>
+              </w:rPr>
+              <w:t xml:space="preserve">-k·t</w:t>
             </w:r>
             <w:r>
               <w:rPr>
@@ -3462,7 +3634,30 @@
                 <w:szCs w:val="20"/>
                 <w:lang w:val="id-ID"/>
               </w:rPr>
-              <w:t>steady-state y_ss</w:t>
+              <w:t xml:space="preserve">steady-state </w:t>
+            </w:r>
+            <w:r>
+              <w:rPr>
+                <w:rFonts w:ascii="Times New Roman" w:hAnsi="Times New Roman"/>
+                <w:b/>
+                <w:bCs/>
+                <w:sz w:val="20"/>
+                <w:szCs w:val="20"/>
+                <w:lang w:val="id-ID"/>
+              </w:rPr>
+              <w:t xml:space="preserve">y</w:t>
+            </w:r>
+            <w:r>
+              <w:rPr>
+                <w:rFonts w:ascii="Times New Roman" w:hAnsi="Times New Roman"/>
+                <w:b/>
+                <w:bCs/>
+                <w:sz w:val="20"/>
+                <w:szCs w:val="20"/>
+                <w:lang w:val="id-ID"/>
+                <w:vertAlign w:val="subscript"/>
+              </w:rPr>
+              <w:t xml:space="preserve">ss</w:t>
             </w:r>
             <w:r>
               <w:rPr>
@@ -3522,7 +3717,41 @@
                 <w:szCs w:val="20"/>
                 <w:lang w:val="id-ID"/>
               </w:rPr>
-              <w:t>y_ss = b/2</w:t>
+              <w:t xml:space="preserve"/>
+            </w:r>
+            <w:r>
+              <w:rPr>
+                <w:rFonts w:ascii="Times New Roman" w:hAnsi="Times New Roman"/>
+                <w:b/>
+                <w:bCs/>
+                <w:sz w:val="20"/>
+                <w:szCs w:val="20"/>
+                <w:lang w:val="id-ID"/>
+              </w:rPr>
+              <w:t xml:space="preserve">y</w:t>
+            </w:r>
+            <w:r>
+              <w:rPr>
+                <w:rFonts w:ascii="Times New Roman" w:hAnsi="Times New Roman"/>
+                <w:b/>
+                <w:bCs/>
+                <w:sz w:val="20"/>
+                <w:szCs w:val="20"/>
+                <w:lang w:val="id-ID"/>
+                <w:vertAlign w:val="subscript"/>
+              </w:rPr>
+              <w:t xml:space="preserve">ss</w:t>
+            </w:r>
+            <w:r>
+              <w:rPr>
+                <w:rFonts w:ascii="Times New Roman" w:hAnsi="Times New Roman"/>
+                <w:b/>
+                <w:bCs/>
+                <w:sz w:val="20"/>
+                <w:szCs w:val="20"/>
+                <w:lang w:val="id-ID"/>
+              </w:rPr>
+              <w:t xml:space="preserve"> = b/2</w:t>
             </w:r>
             <w:r>
               <w:rPr>
@@ -3660,7 +3889,30 @@
                 <w:szCs w:val="20"/>
                 <w:lang w:val="id-ID"/>
               </w:rPr>
-              <w:t>RC·dV/dt + V = V_in</w:t>
+              <w:t xml:space="preserve">RC·dV/dt + V = </w:t>
+            </w:r>
+            <w:r>
+              <w:rPr>
+                <w:rFonts w:ascii="Times New Roman" w:hAnsi="Times New Roman"/>
+                <w:b/>
+                <w:bCs/>
+                <w:sz w:val="20"/>
+                <w:szCs w:val="20"/>
+                <w:lang w:val="id-ID"/>
+              </w:rPr>
+              <w:t xml:space="preserve">V</w:t>
+            </w:r>
+            <w:r>
+              <w:rPr>
+                <w:rFonts w:ascii="Times New Roman" w:hAnsi="Times New Roman"/>
+                <w:b/>
+                <w:bCs/>
+                <w:sz w:val="20"/>
+                <w:szCs w:val="20"/>
+                <w:lang w:val="id-ID"/>
+                <w:vertAlign w:val="subscript"/>
+              </w:rPr>
+              <w:t xml:space="preserve">in</w:t>
             </w:r>
             <w:r>
               <w:rPr>
@@ -3720,7 +3972,41 @@
                 <w:szCs w:val="20"/>
                 <w:lang w:val="id-ID"/>
               </w:rPr>
-              <w:t>V_in = 10 V</w:t>
+              <w:t xml:space="preserve"/>
+            </w:r>
+            <w:r>
+              <w:rPr>
+                <w:rFonts w:ascii="Times New Roman" w:hAnsi="Times New Roman"/>
+                <w:b/>
+                <w:bCs/>
+                <w:sz w:val="20"/>
+                <w:szCs w:val="20"/>
+                <w:lang w:val="id-ID"/>
+              </w:rPr>
+              <w:t xml:space="preserve">V</w:t>
+            </w:r>
+            <w:r>
+              <w:rPr>
+                <w:rFonts w:ascii="Times New Roman" w:hAnsi="Times New Roman"/>
+                <w:b/>
+                <w:bCs/>
+                <w:sz w:val="20"/>
+                <w:szCs w:val="20"/>
+                <w:lang w:val="id-ID"/>
+                <w:vertAlign w:val="subscript"/>
+              </w:rPr>
+              <w:t xml:space="preserve">in</w:t>
+            </w:r>
+            <w:r>
+              <w:rPr>
+                <w:rFonts w:ascii="Times New Roman" w:hAnsi="Times New Roman"/>
+                <w:b/>
+                <w:bCs/>
+                <w:sz w:val="20"/>
+                <w:szCs w:val="20"/>
+                <w:lang w:val="id-ID"/>
+              </w:rPr>
+              <w:t xml:space="preserve"> = 10 V</w:t>
             </w:r>
             <w:r>
               <w:rPr>
@@ -3820,7 +4106,30 @@
                 <w:szCs w:val="20"/>
                 <w:lang w:val="id-ID"/>
               </w:rPr>
-              <w:t>63.2% V_in</w:t>
+              <w:t xml:space="preserve">63.2% </w:t>
+            </w:r>
+            <w:r>
+              <w:rPr>
+                <w:rFonts w:ascii="Times New Roman" w:hAnsi="Times New Roman"/>
+                <w:b/>
+                <w:bCs/>
+                <w:sz w:val="20"/>
+                <w:szCs w:val="20"/>
+                <w:lang w:val="id-ID"/>
+              </w:rPr>
+              <w:t xml:space="preserve">V</w:t>
+            </w:r>
+            <w:r>
+              <w:rPr>
+                <w:rFonts w:ascii="Times New Roman" w:hAnsi="Times New Roman"/>
+                <w:b/>
+                <w:bCs/>
+                <w:sz w:val="20"/>
+                <w:szCs w:val="20"/>
+                <w:lang w:val="id-ID"/>
+                <w:vertAlign w:val="subscript"/>
+              </w:rPr>
+              <w:t xml:space="preserve">in</w:t>
             </w:r>
             <w:r>
               <w:rPr>
@@ -3860,7 +4169,64 @@
                 <w:szCs w:val="20"/>
                 <w:lang w:val="id-ID"/>
               </w:rPr>
-              <w:t>V(τ) = V_in·(1 − e⁻¹) = 0.632·V_in</w:t>
+              <w:t xml:space="preserve">V(τ) = </w:t>
+            </w:r>
+            <w:r>
+              <w:rPr>
+                <w:rFonts w:ascii="Times New Roman" w:hAnsi="Times New Roman"/>
+                <w:b/>
+                <w:bCs/>
+                <w:sz w:val="20"/>
+                <w:szCs w:val="20"/>
+                <w:lang w:val="id-ID"/>
+              </w:rPr>
+              <w:t xml:space="preserve">V</w:t>
+            </w:r>
+            <w:r>
+              <w:rPr>
+                <w:rFonts w:ascii="Times New Roman" w:hAnsi="Times New Roman"/>
+                <w:b/>
+                <w:bCs/>
+                <w:sz w:val="20"/>
+                <w:szCs w:val="20"/>
+                <w:lang w:val="id-ID"/>
+                <w:vertAlign w:val="subscript"/>
+              </w:rPr>
+              <w:t xml:space="preserve">in</w:t>
+            </w:r>
+            <w:r>
+              <w:rPr>
+                <w:rFonts w:ascii="Times New Roman" w:hAnsi="Times New Roman"/>
+                <w:b/>
+                <w:bCs/>
+                <w:sz w:val="20"/>
+                <w:szCs w:val="20"/>
+                <w:lang w:val="id-ID"/>
+              </w:rPr>
+              <w:t xml:space="preserve">·(1 − e⁻¹) = 0.632·</w:t>
+            </w:r>
+            <w:r>
+              <w:rPr>
+                <w:rFonts w:ascii="Times New Roman" w:hAnsi="Times New Roman"/>
+                <w:b/>
+                <w:bCs/>
+                <w:sz w:val="20"/>
+                <w:szCs w:val="20"/>
+                <w:lang w:val="id-ID"/>
+              </w:rPr>
+              <w:t xml:space="preserve">V</w:t>
+            </w:r>
+            <w:r>
+              <w:rPr>
+                <w:rFonts w:ascii="Times New Roman" w:hAnsi="Times New Roman"/>
+                <w:b/>
+                <w:bCs/>
+                <w:sz w:val="20"/>
+                <w:szCs w:val="20"/>
+                <w:lang w:val="id-ID"/>
+                <w:vertAlign w:val="subscript"/>
+              </w:rPr>
+              <w:t xml:space="preserve">in</w:t>
             </w:r>
             <w:r>
               <w:rPr>
@@ -4140,7 +4506,30 @@
                 <w:szCs w:val="20"/>
                 <w:lang w:val="id-ID"/>
               </w:rPr>
-              <w:t>y(x) = (b/2)·(1 − e^(-2x))</w:t>
+              <w:t xml:space="preserve">y(x) = (b/2)·(1 − e</w:t>
+            </w:r>
+            <w:r>
+              <w:rPr>
+                <w:rFonts w:ascii="Times New Roman" w:hAnsi="Times New Roman"/>
+                <w:b/>
+                <w:bCs/>
+                <w:sz w:val="20"/>
+                <w:szCs w:val="20"/>
+                <w:lang w:val="id-ID"/>
+                <w:vertAlign w:val="superscript"/>
+              </w:rPr>
+              <w:t xml:space="preserve">-2x</w:t>
+            </w:r>
+            <w:r>
+              <w:rPr>
+                <w:rFonts w:ascii="Times New Roman" w:hAnsi="Times New Roman"/>
+                <w:b/>
+                <w:bCs/>
+                <w:sz w:val="20"/>
+                <w:szCs w:val="20"/>
+                <w:lang w:val="id-ID"/>
+              </w:rPr>
+              <w:t xml:space="preserve">)</w:t>
             </w:r>
             <w:r>
               <w:rPr>
@@ -4367,7 +4756,19 @@
                 <w:szCs w:val="20"/>
                 <w:lang w:val="id-ID"/>
               </w:rPr>
-              <w:t>y = (C₁ + C₂·x)·e^(-2x)</w:t>
+              <w:t xml:space="preserve">y = (C₁ + C₂·x)·e</w:t>
+            </w:r>
+            <w:r>
+              <w:rPr>
+                <w:rFonts w:ascii="Times New Roman" w:hAnsi="Times New Roman"/>
+                <w:b/>
+                <w:bCs/>
+                <w:sz w:val="20"/>
+                <w:szCs w:val="20"/>
+                <w:lang w:val="id-ID"/>
+                <w:vertAlign w:val="superscript"/>
+              </w:rPr>
+              <w:t xml:space="preserve">-2x</w:t>
             </w:r>
             <w:r>
               <w:rPr>
@@ -5381,7 +5782,19 @@
                 <w:szCs w:val="20"/>
                 <w:lang w:val="id-ID"/>
               </w:rPr>
-              <w:t>y = x^r</w:t>
+              <w:t xml:space="preserve">y = x</w:t>
+            </w:r>
+            <w:r>
+              <w:rPr>
+                <w:rFonts w:ascii="Times New Roman" w:hAnsi="Times New Roman"/>
+                <w:b/>
+                <w:bCs/>
+                <w:sz w:val="20"/>
+                <w:szCs w:val="20"/>
+                <w:lang w:val="id-ID"/>
+                <w:vertAlign w:val="superscript"/>
+              </w:rPr>
+              <w:t xml:space="preserve">r</w:t>
             </w:r>
             <w:r>
               <w:rPr>
@@ -6673,7 +7086,19 @@
                 <w:szCs w:val="20"/>
                 <w:lang w:val="id-ID"/>
               </w:rPr>
-              <w:t>y″ + 3y′ + 2y = e^(2x)</w:t>
+              <w:t xml:space="preserve">y″ + 3y′ + 2y = e</w:t>
+            </w:r>
+            <w:r>
+              <w:rPr>
+                <w:rFonts w:ascii="Times New Roman" w:hAnsi="Times New Roman"/>
+                <w:b/>
+                <w:bCs/>
+                <w:sz w:val="20"/>
+                <w:szCs w:val="20"/>
+                <w:lang w:val="id-ID"/>
+                <w:vertAlign w:val="superscript"/>
+              </w:rPr>
+              <w:t xml:space="preserve">2x</w:t>
             </w:r>
             <w:r>
               <w:rPr>
@@ -6693,7 +7118,30 @@
                 <w:szCs w:val="20"/>
                 <w:lang w:val="id-ID"/>
               </w:rPr>
-              <w:t>solusi homogen y_h</w:t>
+              <w:t xml:space="preserve">solusi homogen </w:t>
+            </w:r>
+            <w:r>
+              <w:rPr>
+                <w:rFonts w:ascii="Times New Roman" w:hAnsi="Times New Roman"/>
+                <w:b/>
+                <w:bCs/>
+                <w:sz w:val="20"/>
+                <w:szCs w:val="20"/>
+                <w:lang w:val="id-ID"/>
+              </w:rPr>
+              <w:t xml:space="preserve">y</w:t>
+            </w:r>
+            <w:r>
+              <w:rPr>
+                <w:rFonts w:ascii="Times New Roman" w:hAnsi="Times New Roman"/>
+                <w:b/>
+                <w:bCs/>
+                <w:sz w:val="20"/>
+                <w:szCs w:val="20"/>
+                <w:lang w:val="id-ID"/>
+                <w:vertAlign w:val="subscript"/>
+              </w:rPr>
+              <w:t xml:space="preserve">h</w:t>
             </w:r>
             <w:r>
               <w:rPr>
@@ -6753,7 +7201,76 @@
                 <w:szCs w:val="20"/>
                 <w:lang w:val="id-ID"/>
               </w:rPr>
-              <w:t>y_h = C₁·e^(-x) + C₂·e^(-2x)</w:t>
+              <w:t xml:space="preserve"/>
+            </w:r>
+            <w:r>
+              <w:rPr>
+                <w:rFonts w:ascii="Times New Roman" w:hAnsi="Times New Roman"/>
+                <w:b/>
+                <w:bCs/>
+                <w:sz w:val="20"/>
+                <w:szCs w:val="20"/>
+                <w:lang w:val="id-ID"/>
+              </w:rPr>
+              <w:t xml:space="preserve">y</w:t>
+            </w:r>
+            <w:r>
+              <w:rPr>
+                <w:rFonts w:ascii="Times New Roman" w:hAnsi="Times New Roman"/>
+                <w:b/>
+                <w:bCs/>
+                <w:sz w:val="20"/>
+                <w:szCs w:val="20"/>
+                <w:lang w:val="id-ID"/>
+                <w:vertAlign w:val="subscript"/>
+              </w:rPr>
+              <w:t xml:space="preserve">h</w:t>
+            </w:r>
+            <w:r>
+              <w:rPr>
+                <w:rFonts w:ascii="Times New Roman" w:hAnsi="Times New Roman"/>
+                <w:b/>
+                <w:bCs/>
+                <w:sz w:val="20"/>
+                <w:szCs w:val="20"/>
+                <w:lang w:val="id-ID"/>
+              </w:rPr>
+              <w:t xml:space="preserve"> = C₁·e</w:t>
+            </w:r>
+            <w:r>
+              <w:rPr>
+                <w:rFonts w:ascii="Times New Roman" w:hAnsi="Times New Roman"/>
+                <w:b/>
+                <w:bCs/>
+                <w:sz w:val="20"/>
+                <w:szCs w:val="20"/>
+                <w:lang w:val="id-ID"/>
+                <w:vertAlign w:val="superscript"/>
+              </w:rPr>
+              <w:t xml:space="preserve">-x</w:t>
+            </w:r>
+            <w:r>
+              <w:rPr>
+                <w:rFonts w:ascii="Times New Roman" w:hAnsi="Times New Roman"/>
+                <w:b/>
+                <w:bCs/>
+                <w:sz w:val="20"/>
+                <w:szCs w:val="20"/>
+                <w:lang w:val="id-ID"/>
+              </w:rPr>
+              <w:t xml:space="preserve"> + C₂·e</w:t>
+            </w:r>
+            <w:r>
+              <w:rPr>
+                <w:rFonts w:ascii="Times New Roman" w:hAnsi="Times New Roman"/>
+                <w:b/>
+                <w:bCs/>
+                <w:sz w:val="20"/>
+                <w:szCs w:val="20"/>
+                <w:lang w:val="id-ID"/>
+                <w:vertAlign w:val="superscript"/>
+              </w:rPr>
+              <w:t xml:space="preserve">-2x</w:t>
             </w:r>
             <w:r>
               <w:rPr>
@@ -6773,7 +7290,53 @@
                 <w:szCs w:val="20"/>
                 <w:lang w:val="id-ID"/>
               </w:rPr>
-              <w:t>y_p = A·e^(2x)</w:t>
+              <w:t xml:space="preserve"/>
+            </w:r>
+            <w:r>
+              <w:rPr>
+                <w:rFonts w:ascii="Times New Roman" w:hAnsi="Times New Roman"/>
+                <w:b/>
+                <w:bCs/>
+                <w:sz w:val="20"/>
+                <w:szCs w:val="20"/>
+                <w:lang w:val="id-ID"/>
+              </w:rPr>
+              <w:t xml:space="preserve">y</w:t>
+            </w:r>
+            <w:r>
+              <w:rPr>
+                <w:rFonts w:ascii="Times New Roman" w:hAnsi="Times New Roman"/>
+                <w:b/>
+                <w:bCs/>
+                <w:sz w:val="20"/>
+                <w:szCs w:val="20"/>
+                <w:lang w:val="id-ID"/>
+                <w:vertAlign w:val="subscript"/>
+              </w:rPr>
+              <w:t xml:space="preserve">p</w:t>
+            </w:r>
+            <w:r>
+              <w:rPr>
+                <w:rFonts w:ascii="Times New Roman" w:hAnsi="Times New Roman"/>
+                <w:b/>
+                <w:bCs/>
+                <w:sz w:val="20"/>
+                <w:szCs w:val="20"/>
+                <w:lang w:val="id-ID"/>
+              </w:rPr>
+              <w:t xml:space="preserve"> = A·e</w:t>
+            </w:r>
+            <w:r>
+              <w:rPr>
+                <w:rFonts w:ascii="Times New Roman" w:hAnsi="Times New Roman"/>
+                <w:b/>
+                <w:bCs/>
+                <w:sz w:val="20"/>
+                <w:szCs w:val="20"/>
+                <w:lang w:val="id-ID"/>
+                <w:vertAlign w:val="superscript"/>
+              </w:rPr>
+              <w:t xml:space="preserve">2x</w:t>
             </w:r>
             <w:r>
               <w:rPr>
@@ -6825,7 +7388,30 @@
                 <w:szCs w:val="20"/>
                 <w:lang w:val="id-ID"/>
               </w:rPr>
-              <w:t>y_h</w:t>
+              <w:t xml:space="preserve"/>
+            </w:r>
+            <w:r>
+              <w:rPr>
+                <w:rFonts w:ascii="Times New Roman" w:hAnsi="Times New Roman"/>
+                <w:b/>
+                <w:bCs/>
+                <w:sz w:val="20"/>
+                <w:szCs w:val="20"/>
+                <w:lang w:val="id-ID"/>
+              </w:rPr>
+              <w:t xml:space="preserve">y</w:t>
+            </w:r>
+            <w:r>
+              <w:rPr>
+                <w:rFonts w:ascii="Times New Roman" w:hAnsi="Times New Roman"/>
+                <w:b/>
+                <w:bCs/>
+                <w:sz w:val="20"/>
+                <w:szCs w:val="20"/>
+                <w:lang w:val="id-ID"/>
+                <w:vertAlign w:val="subscript"/>
+              </w:rPr>
+              <w:t xml:space="preserve">h</w:t>
             </w:r>
             <w:proofErr w:type="spellEnd"/>
             <w:r>
@@ -6849,7 +7435,30 @@
                 <w:szCs w:val="20"/>
                 <w:lang w:val="id-ID"/>
               </w:rPr>
-              <w:t>y_p</w:t>
+              <w:t xml:space="preserve"/>
+            </w:r>
+            <w:r>
+              <w:rPr>
+                <w:rFonts w:ascii="Times New Roman" w:hAnsi="Times New Roman"/>
+                <w:b/>
+                <w:bCs/>
+                <w:sz w:val="20"/>
+                <w:szCs w:val="20"/>
+                <w:lang w:val="id-ID"/>
+              </w:rPr>
+              <w:t xml:space="preserve">y</w:t>
+            </w:r>
+            <w:r>
+              <w:rPr>
+                <w:rFonts w:ascii="Times New Roman" w:hAnsi="Times New Roman"/>
+                <w:b/>
+                <w:bCs/>
+                <w:sz w:val="20"/>
+                <w:szCs w:val="20"/>
+                <w:lang w:val="id-ID"/>
+                <w:vertAlign w:val="subscript"/>
+              </w:rPr>
+              <w:t xml:space="preserve">p</w:t>
             </w:r>
             <w:proofErr w:type="spellEnd"/>
             <w:r>
@@ -7034,7 +7643,41 @@
                 <w:szCs w:val="20"/>
                 <w:lang w:val="id-ID"/>
               </w:rPr>
-              <w:t>y_p = A·x² + B·x + C</w:t>
+              <w:t xml:space="preserve"/>
+            </w:r>
+            <w:r>
+              <w:rPr>
+                <w:rFonts w:ascii="Times New Roman" w:hAnsi="Times New Roman"/>
+                <w:b/>
+                <w:bCs/>
+                <w:sz w:val="20"/>
+                <w:szCs w:val="20"/>
+                <w:lang w:val="id-ID"/>
+              </w:rPr>
+              <w:t xml:space="preserve">y</w:t>
+            </w:r>
+            <w:r>
+              <w:rPr>
+                <w:rFonts w:ascii="Times New Roman" w:hAnsi="Times New Roman"/>
+                <w:b/>
+                <w:bCs/>
+                <w:sz w:val="20"/>
+                <w:szCs w:val="20"/>
+                <w:lang w:val="id-ID"/>
+                <w:vertAlign w:val="subscript"/>
+              </w:rPr>
+              <w:t xml:space="preserve">p</w:t>
+            </w:r>
+            <w:r>
+              <w:rPr>
+                <w:rFonts w:ascii="Times New Roman" w:hAnsi="Times New Roman"/>
+                <w:b/>
+                <w:bCs/>
+                <w:sz w:val="20"/>
+                <w:szCs w:val="20"/>
+                <w:lang w:val="id-ID"/>
+              </w:rPr>
+              <w:t xml:space="preserve"> = A·x² + B·x + C</w:t>
             </w:r>
             <w:r>
               <w:rPr>
@@ -7074,7 +7717,64 @@
                 <w:szCs w:val="20"/>
                 <w:lang w:val="id-ID"/>
               </w:rPr>
-              <w:t>solusi umum y = y_h + y_p</w:t>
+              <w:t xml:space="preserve">solusi umum y = </w:t>
+            </w:r>
+            <w:r>
+              <w:rPr>
+                <w:rFonts w:ascii="Times New Roman" w:hAnsi="Times New Roman"/>
+                <w:b/>
+                <w:bCs/>
+                <w:sz w:val="20"/>
+                <w:szCs w:val="20"/>
+                <w:lang w:val="id-ID"/>
+              </w:rPr>
+              <w:t xml:space="preserve">y</w:t>
+            </w:r>
+            <w:r>
+              <w:rPr>
+                <w:rFonts w:ascii="Times New Roman" w:hAnsi="Times New Roman"/>
+                <w:b/>
+                <w:bCs/>
+                <w:sz w:val="20"/>
+                <w:szCs w:val="20"/>
+                <w:lang w:val="id-ID"/>
+                <w:vertAlign w:val="subscript"/>
+              </w:rPr>
+              <w:t xml:space="preserve">h</w:t>
+            </w:r>
+            <w:r>
+              <w:rPr>
+                <w:rFonts w:ascii="Times New Roman" w:hAnsi="Times New Roman"/>
+                <w:b/>
+                <w:bCs/>
+                <w:sz w:val="20"/>
+                <w:szCs w:val="20"/>
+                <w:lang w:val="id-ID"/>
+              </w:rPr>
+              <w:t xml:space="preserve"> + </w:t>
+            </w:r>
+            <w:r>
+              <w:rPr>
+                <w:rFonts w:ascii="Times New Roman" w:hAnsi="Times New Roman"/>
+                <w:b/>
+                <w:bCs/>
+                <w:sz w:val="20"/>
+                <w:szCs w:val="20"/>
+                <w:lang w:val="id-ID"/>
+              </w:rPr>
+              <w:t xml:space="preserve">y</w:t>
+            </w:r>
+            <w:r>
+              <w:rPr>
+                <w:rFonts w:ascii="Times New Roman" w:hAnsi="Times New Roman"/>
+                <w:b/>
+                <w:bCs/>
+                <w:sz w:val="20"/>
+                <w:szCs w:val="20"/>
+                <w:lang w:val="id-ID"/>
+                <w:vertAlign w:val="subscript"/>
+              </w:rPr>
+              <w:t xml:space="preserve">p</w:t>
             </w:r>
             <w:r>
               <w:rPr>
@@ -7094,7 +7794,41 @@
                 <w:szCs w:val="20"/>
                 <w:lang w:val="id-ID"/>
               </w:rPr>
-              <w:t>y_h = C₁·cos x + C₂·sin x</w:t>
+              <w:t xml:space="preserve"/>
+            </w:r>
+            <w:r>
+              <w:rPr>
+                <w:rFonts w:ascii="Times New Roman" w:hAnsi="Times New Roman"/>
+                <w:b/>
+                <w:bCs/>
+                <w:sz w:val="20"/>
+                <w:szCs w:val="20"/>
+                <w:lang w:val="id-ID"/>
+              </w:rPr>
+              <w:t xml:space="preserve">y</w:t>
+            </w:r>
+            <w:r>
+              <w:rPr>
+                <w:rFonts w:ascii="Times New Roman" w:hAnsi="Times New Roman"/>
+                <w:b/>
+                <w:bCs/>
+                <w:sz w:val="20"/>
+                <w:szCs w:val="20"/>
+                <w:lang w:val="id-ID"/>
+                <w:vertAlign w:val="subscript"/>
+              </w:rPr>
+              <w:t xml:space="preserve">h</w:t>
+            </w:r>
+            <w:r>
+              <w:rPr>
+                <w:rFonts w:ascii="Times New Roman" w:hAnsi="Times New Roman"/>
+                <w:b/>
+                <w:bCs/>
+                <w:sz w:val="20"/>
+                <w:szCs w:val="20"/>
+                <w:lang w:val="id-ID"/>
+              </w:rPr>
+              <w:t xml:space="preserve"> = C₁·cos x + C₂·sin x</w:t>
             </w:r>
             <w:r>
               <w:rPr>
@@ -7249,7 +7983,41 @@
                 <w:szCs w:val="20"/>
                 <w:lang w:val="id-ID"/>
               </w:rPr>
-              <w:t>y_p = u₁(x)·cos(x) + u₂(x)·sin(x)</w:t>
+              <w:t xml:space="preserve"/>
+            </w:r>
+            <w:r>
+              <w:rPr>
+                <w:rFonts w:ascii="Times New Roman" w:hAnsi="Times New Roman"/>
+                <w:b/>
+                <w:bCs/>
+                <w:sz w:val="20"/>
+                <w:szCs w:val="20"/>
+                <w:lang w:val="id-ID"/>
+              </w:rPr>
+              <w:t xml:space="preserve">y</w:t>
+            </w:r>
+            <w:r>
+              <w:rPr>
+                <w:rFonts w:ascii="Times New Roman" w:hAnsi="Times New Roman"/>
+                <w:b/>
+                <w:bCs/>
+                <w:sz w:val="20"/>
+                <w:szCs w:val="20"/>
+                <w:lang w:val="id-ID"/>
+                <w:vertAlign w:val="subscript"/>
+              </w:rPr>
+              <w:t xml:space="preserve">p</w:t>
+            </w:r>
+            <w:r>
+              <w:rPr>
+                <w:rFonts w:ascii="Times New Roman" w:hAnsi="Times New Roman"/>
+                <w:b/>
+                <w:bCs/>
+                <w:sz w:val="20"/>
+                <w:szCs w:val="20"/>
+                <w:lang w:val="id-ID"/>
+              </w:rPr>
+              <w:t xml:space="preserve"> = u₁(x)·cos(x) + u₂(x)·sin(x)</w:t>
             </w:r>
             <w:r>
               <w:rPr>
